--- a/docs/thesis/evaluation/Apex-Task-Script.docx
+++ b/docs/thesis/evaluation/Apex-Task-Script.docx
@@ -55,7 +55,7 @@
       <w:r>
         <w:rPr/>
         <w:br/>
-        <w:t xml:space="preserve">Generated 2026-08-11 </w:t>
+        <w:t xml:space="preserve">Generated 2026-08-12 </w:t>
       </w:r>
     </w:p>
     <w:p>

--- a/docs/thesis/evaluation/Apex-Task-Script.docx
+++ b/docs/thesis/evaluation/Apex-Task-Script.docx
@@ -167,7 +167,7 @@
       <w:r>
         <w:rPr/>
         <w:br/>
-        <w:t xml:space="preserve">- Replace </w:t>
+        <w:t xml:space="preserve">- Replace all nine placeholders per language: </w:t>
       </w:r>
       <w:r>
         <w:rPr>
@@ -177,13 +177,25 @@
       </w:r>
       <w:r>
         <w:rPr/>
+        <w:t>, the six per-task</w:t>
+        <w:br/>
+        <w:t xml:space="preserve">links </w:t>
+      </w:r>
+      <w:r>
+        <w:rPr>
+          <w:rStyle w:val="SourceText"/>
+        </w:rPr>
+        <w:t>&lt;TLX LINK T3&gt;</w:t>
+      </w:r>
+      <w:r>
+        <w:rPr/>
         <w:t xml:space="preserve">, </w:t>
       </w:r>
       <w:r>
         <w:rPr>
           <w:rStyle w:val="SourceText"/>
         </w:rPr>
-        <w:t>&lt;TLX FORM LINK&gt;</w:t>
+        <w:t>&lt;TLX LINK T4&gt;</w:t>
       </w:r>
       <w:r>
         <w:rPr/>
@@ -193,11 +205,53 @@
         <w:rPr>
           <w:rStyle w:val="SourceText"/>
         </w:rPr>
+        <w:t>&lt;TLX LINK T6&gt;</w:t>
+      </w:r>
+      <w:r>
+        <w:rPr/>
+        <w:t xml:space="preserve">, </w:t>
+      </w:r>
+      <w:r>
+        <w:rPr>
+          <w:rStyle w:val="SourceText"/>
+        </w:rPr>
+        <w:t>&lt;TLX LINK T7&gt;</w:t>
+      </w:r>
+      <w:r>
+        <w:rPr/>
+        <w:t>,</w:t>
+        <w:br/>
+      </w:r>
+      <w:r>
+        <w:rPr>
+          <w:rStyle w:val="SourceText"/>
+        </w:rPr>
+        <w:t>&lt;TLX LINK T8&gt;</w:t>
+      </w:r>
+      <w:r>
+        <w:rPr/>
+        <w:t xml:space="preserve">, </w:t>
+      </w:r>
+      <w:r>
+        <w:rPr>
+          <w:rStyle w:val="SourceText"/>
+        </w:rPr>
+        <w:t>&lt;TLX LINK T9&gt;</w:t>
+      </w:r>
+      <w:r>
+        <w:rPr/>
+        <w:t xml:space="preserve">, then </w:t>
+      </w:r>
+      <w:r>
+        <w:rPr>
+          <w:rStyle w:val="SourceText"/>
+        </w:rPr>
         <w:t>&lt;SUS FORM LINK&gt;</w:t>
       </w:r>
       <w:r>
         <w:rPr/>
-        <w:t xml:space="preserve">, </w:t>
+        <w:t xml:space="preserve"> and</w:t>
+        <w:br/>
       </w:r>
       <w:r>
         <w:rPr>
@@ -207,7 +261,37 @@
       </w:r>
       <w:r>
         <w:rPr/>
-        <w:t>.</w:t>
+        <w:t>. Eighteen substitutions across both languages.</w:t>
+        <w:br/>
+        <w:t xml:space="preserve">- </w:t>
+      </w:r>
+      <w:r>
+        <w:rPr>
+          <w:rStyle w:val="StrongEmphasis"/>
+        </w:rPr>
+        <w:t>The six TLX links are prefilled links, not one link repeated.</w:t>
+      </w:r>
+      <w:r>
+        <w:rPr/>
+        <w:t xml:space="preserve"> Each has its</w:t>
+        <w:br/>
+        <w:t xml:space="preserve">task already selected, generated per </w:t>
+      </w:r>
+      <w:r>
+        <w:rPr>
+          <w:rStyle w:val="SourceText"/>
+        </w:rPr>
+        <w:t>FORMS-BUILD-SHEET.md</w:t>
+      </w:r>
+      <w:r>
+        <w:rPr/>
+        <w:t>. Pasting the same</w:t>
+        <w:br/>
+        <w:t>bare form link into all six slots re-creates exactly the failure the prefilled</w:t>
+        <w:br/>
+        <w:t>links exist to prevent: a participant selecting the wrong task, or none, and</w:t>
+        <w:br/>
+        <w:t>six rows that cannot be reassembled into the workload matrix.</w:t>
         <w:br/>
         <w:t>- Capture the reference screenshots (slots marked below). They are not optional:</w:t>
         <w:br/>
@@ -509,6 +593,39 @@
       <w:r>
         <w:rPr/>
         <w:t>Your form links - keep this document open throughout</w:t>
+      </w:r>
+    </w:p>
+    <w:p>
+      <w:pPr>
+        <w:pStyle w:val="TextBody"/>
+        <w:bidi w:val="0"/>
+        <w:spacing w:before="0" w:after="283"/>
+        <w:jc w:val="left"/>
+        <w:rPr/>
+      </w:pPr>
+      <w:r>
+        <w:rPr>
+          <w:rStyle w:val="StrongEmphasis"/>
+        </w:rPr>
+        <w:t xml:space="preserve">Each </w:t>
+      </w:r>
+      <w:r>
+        <w:rPr>
+          <w:rStyle w:val="SourceText"/>
+        </w:rPr>
+        <w:t>[TLX]</w:t>
+      </w:r>
+      <w:r>
+        <w:rPr>
+          <w:rStyle w:val="StrongEmphasis"/>
+        </w:rPr>
+        <w:t xml:space="preserve"> task has its own link.</w:t>
+      </w:r>
+      <w:r>
+        <w:rPr/>
+        <w:t xml:space="preserve"> Use the one printed in that task, not</w:t>
+        <w:br/>
+        <w:t>the one above or below it - each link already knows which task it belongs to.</w:t>
       </w:r>
     </w:p>
     <w:tbl>
@@ -525,8 +642,8 @@
         </w:tblCellMar>
       </w:tblPr>
       <w:tblGrid>
-        <w:gridCol w:w="1307"/>
-        <w:gridCol w:w="735"/>
+        <w:gridCol w:w="1242"/>
+        <w:gridCol w:w="800"/>
       </w:tblGrid>
       <w:tr>
         <w:trPr>
@@ -534,7 +651,7 @@
         </w:trPr>
         <w:tc>
           <w:tcPr>
-            <w:tcW w:w="1307" w:type="dxa"/>
+            <w:tcW w:w="1242" w:type="dxa"/>
             <w:tcBorders/>
             <w:vAlign w:val="center"/>
           </w:tcPr>
@@ -556,7 +673,7 @@
         </w:tc>
         <w:tc>
           <w:tcPr>
-            <w:tcW w:w="735" w:type="dxa"/>
+            <w:tcW w:w="800" w:type="dxa"/>
             <w:tcBorders/>
             <w:vAlign w:val="center"/>
           </w:tcPr>
@@ -581,7 +698,7 @@
         <w:trPr/>
         <w:tc>
           <w:tcPr>
-            <w:tcW w:w="1307" w:type="dxa"/>
+            <w:tcW w:w="1242" w:type="dxa"/>
             <w:tcBorders/>
             <w:vAlign w:val="center"/>
           </w:tcPr>
@@ -597,27 +714,13 @@
               <w:rPr>
                 <w:rStyle w:val="StrongEmphasis"/>
               </w:rPr>
-              <w:t>NASA-TLX form</w:t>
-            </w:r>
-            <w:r>
-              <w:rPr/>
-              <w:t xml:space="preserve"> (after every </w:t>
-            </w:r>
-            <w:r>
-              <w:rPr>
-                <w:rStyle w:val="SourceText"/>
-              </w:rPr>
-              <w:t>[TLX]</w:t>
-            </w:r>
-            <w:r>
-              <w:rPr/>
-              <w:t xml:space="preserve"> task)</w:t>
+              <w:t>Workload form, Task 3</w:t>
             </w:r>
           </w:p>
         </w:tc>
         <w:tc>
           <w:tcPr>
-            <w:tcW w:w="735" w:type="dxa"/>
+            <w:tcW w:w="800" w:type="dxa"/>
             <w:tcBorders/>
             <w:vAlign w:val="center"/>
           </w:tcPr>
@@ -633,7 +736,7 @@
               <w:rPr>
                 <w:rStyle w:val="SourceText"/>
               </w:rPr>
-              <w:t>&lt;TLX FORM LINK&gt;</w:t>
+              <w:t>&lt;TLX LINK T3&gt;</w:t>
             </w:r>
           </w:p>
         </w:tc>
@@ -642,7 +745,242 @@
         <w:trPr/>
         <w:tc>
           <w:tcPr>
-            <w:tcW w:w="1307" w:type="dxa"/>
+            <w:tcW w:w="1242" w:type="dxa"/>
+            <w:tcBorders/>
+            <w:vAlign w:val="center"/>
+          </w:tcPr>
+          <w:p>
+            <w:pPr>
+              <w:pStyle w:val="TableContents"/>
+              <w:bidi w:val="0"/>
+              <w:spacing w:before="0" w:after="283"/>
+              <w:jc w:val="left"/>
+              <w:rPr/>
+            </w:pPr>
+            <w:r>
+              <w:rPr>
+                <w:rStyle w:val="StrongEmphasis"/>
+              </w:rPr>
+              <w:t>Workload form, Task 4</w:t>
+            </w:r>
+          </w:p>
+        </w:tc>
+        <w:tc>
+          <w:tcPr>
+            <w:tcW w:w="800" w:type="dxa"/>
+            <w:tcBorders/>
+            <w:vAlign w:val="center"/>
+          </w:tcPr>
+          <w:p>
+            <w:pPr>
+              <w:pStyle w:val="TableContents"/>
+              <w:bidi w:val="0"/>
+              <w:spacing w:before="0" w:after="283"/>
+              <w:jc w:val="left"/>
+              <w:rPr/>
+            </w:pPr>
+            <w:r>
+              <w:rPr>
+                <w:rStyle w:val="SourceText"/>
+              </w:rPr>
+              <w:t>&lt;TLX LINK T4&gt;</w:t>
+            </w:r>
+          </w:p>
+        </w:tc>
+      </w:tr>
+      <w:tr>
+        <w:trPr/>
+        <w:tc>
+          <w:tcPr>
+            <w:tcW w:w="1242" w:type="dxa"/>
+            <w:tcBorders/>
+            <w:vAlign w:val="center"/>
+          </w:tcPr>
+          <w:p>
+            <w:pPr>
+              <w:pStyle w:val="TableContents"/>
+              <w:bidi w:val="0"/>
+              <w:spacing w:before="0" w:after="283"/>
+              <w:jc w:val="left"/>
+              <w:rPr/>
+            </w:pPr>
+            <w:r>
+              <w:rPr>
+                <w:rStyle w:val="StrongEmphasis"/>
+              </w:rPr>
+              <w:t>Workload form, Task 6</w:t>
+            </w:r>
+          </w:p>
+        </w:tc>
+        <w:tc>
+          <w:tcPr>
+            <w:tcW w:w="800" w:type="dxa"/>
+            <w:tcBorders/>
+            <w:vAlign w:val="center"/>
+          </w:tcPr>
+          <w:p>
+            <w:pPr>
+              <w:pStyle w:val="TableContents"/>
+              <w:bidi w:val="0"/>
+              <w:spacing w:before="0" w:after="283"/>
+              <w:jc w:val="left"/>
+              <w:rPr/>
+            </w:pPr>
+            <w:r>
+              <w:rPr>
+                <w:rStyle w:val="SourceText"/>
+              </w:rPr>
+              <w:t>&lt;TLX LINK T6&gt;</w:t>
+            </w:r>
+          </w:p>
+        </w:tc>
+      </w:tr>
+      <w:tr>
+        <w:trPr/>
+        <w:tc>
+          <w:tcPr>
+            <w:tcW w:w="1242" w:type="dxa"/>
+            <w:tcBorders/>
+            <w:vAlign w:val="center"/>
+          </w:tcPr>
+          <w:p>
+            <w:pPr>
+              <w:pStyle w:val="TableContents"/>
+              <w:bidi w:val="0"/>
+              <w:spacing w:before="0" w:after="283"/>
+              <w:jc w:val="left"/>
+              <w:rPr/>
+            </w:pPr>
+            <w:r>
+              <w:rPr>
+                <w:rStyle w:val="StrongEmphasis"/>
+              </w:rPr>
+              <w:t>Workload form, Task 7</w:t>
+            </w:r>
+          </w:p>
+        </w:tc>
+        <w:tc>
+          <w:tcPr>
+            <w:tcW w:w="800" w:type="dxa"/>
+            <w:tcBorders/>
+            <w:vAlign w:val="center"/>
+          </w:tcPr>
+          <w:p>
+            <w:pPr>
+              <w:pStyle w:val="TableContents"/>
+              <w:bidi w:val="0"/>
+              <w:spacing w:before="0" w:after="283"/>
+              <w:jc w:val="left"/>
+              <w:rPr/>
+            </w:pPr>
+            <w:r>
+              <w:rPr>
+                <w:rStyle w:val="SourceText"/>
+              </w:rPr>
+              <w:t>&lt;TLX LINK T7&gt;</w:t>
+            </w:r>
+          </w:p>
+        </w:tc>
+      </w:tr>
+      <w:tr>
+        <w:trPr/>
+        <w:tc>
+          <w:tcPr>
+            <w:tcW w:w="1242" w:type="dxa"/>
+            <w:tcBorders/>
+            <w:vAlign w:val="center"/>
+          </w:tcPr>
+          <w:p>
+            <w:pPr>
+              <w:pStyle w:val="TableContents"/>
+              <w:bidi w:val="0"/>
+              <w:spacing w:before="0" w:after="283"/>
+              <w:jc w:val="left"/>
+              <w:rPr/>
+            </w:pPr>
+            <w:r>
+              <w:rPr>
+                <w:rStyle w:val="StrongEmphasis"/>
+              </w:rPr>
+              <w:t>Workload form, Task 8</w:t>
+            </w:r>
+          </w:p>
+        </w:tc>
+        <w:tc>
+          <w:tcPr>
+            <w:tcW w:w="800" w:type="dxa"/>
+            <w:tcBorders/>
+            <w:vAlign w:val="center"/>
+          </w:tcPr>
+          <w:p>
+            <w:pPr>
+              <w:pStyle w:val="TableContents"/>
+              <w:bidi w:val="0"/>
+              <w:spacing w:before="0" w:after="283"/>
+              <w:jc w:val="left"/>
+              <w:rPr/>
+            </w:pPr>
+            <w:r>
+              <w:rPr>
+                <w:rStyle w:val="SourceText"/>
+              </w:rPr>
+              <w:t>&lt;TLX LINK T8&gt;</w:t>
+            </w:r>
+          </w:p>
+        </w:tc>
+      </w:tr>
+      <w:tr>
+        <w:trPr/>
+        <w:tc>
+          <w:tcPr>
+            <w:tcW w:w="1242" w:type="dxa"/>
+            <w:tcBorders/>
+            <w:vAlign w:val="center"/>
+          </w:tcPr>
+          <w:p>
+            <w:pPr>
+              <w:pStyle w:val="TableContents"/>
+              <w:bidi w:val="0"/>
+              <w:spacing w:before="0" w:after="283"/>
+              <w:jc w:val="left"/>
+              <w:rPr/>
+            </w:pPr>
+            <w:r>
+              <w:rPr>
+                <w:rStyle w:val="StrongEmphasis"/>
+              </w:rPr>
+              <w:t>Workload form, Task 9</w:t>
+            </w:r>
+          </w:p>
+        </w:tc>
+        <w:tc>
+          <w:tcPr>
+            <w:tcW w:w="800" w:type="dxa"/>
+            <w:tcBorders/>
+            <w:vAlign w:val="center"/>
+          </w:tcPr>
+          <w:p>
+            <w:pPr>
+              <w:pStyle w:val="TableContents"/>
+              <w:bidi w:val="0"/>
+              <w:spacing w:before="0" w:after="283"/>
+              <w:jc w:val="left"/>
+              <w:rPr/>
+            </w:pPr>
+            <w:r>
+              <w:rPr>
+                <w:rStyle w:val="SourceText"/>
+              </w:rPr>
+              <w:t>&lt;TLX LINK T9&gt;</w:t>
+            </w:r>
+          </w:p>
+        </w:tc>
+      </w:tr>
+      <w:tr>
+        <w:trPr/>
+        <w:tc>
+          <w:tcPr>
+            <w:tcW w:w="1242" w:type="dxa"/>
             <w:tcBorders/>
             <w:vAlign w:val="center"/>
           </w:tcPr>
@@ -668,7 +1006,7 @@
         </w:tc>
         <w:tc>
           <w:tcPr>
-            <w:tcW w:w="735" w:type="dxa"/>
+            <w:tcW w:w="800" w:type="dxa"/>
             <w:tcBorders/>
             <w:vAlign w:val="center"/>
           </w:tcPr>
@@ -693,7 +1031,7 @@
         <w:trPr/>
         <w:tc>
           <w:tcPr>
-            <w:tcW w:w="1307" w:type="dxa"/>
+            <w:tcW w:w="1242" w:type="dxa"/>
             <w:tcBorders/>
             <w:vAlign w:val="center"/>
           </w:tcPr>
@@ -719,7 +1057,7 @@
         </w:tc>
         <w:tc>
           <w:tcPr>
-            <w:tcW w:w="735" w:type="dxa"/>
+            <w:tcW w:w="800" w:type="dxa"/>
             <w:tcBorders/>
             <w:vAlign w:val="center"/>
           </w:tcPr>
@@ -1069,9 +1407,19 @@
         <w:rPr>
           <w:rStyle w:val="StrongEmphasis"/>
         </w:rPr>
-        <w:t>Stop here. Open the NASA-TLX form and fill it in for Task 3 before</w:t>
-        <w:br/>
-        <w:t>continuing.</w:t>
+        <w:t xml:space="preserve">Stop here. Open the workload form for Task 3 - </w:t>
+      </w:r>
+      <w:r>
+        <w:rPr>
+          <w:rStyle w:val="SourceText"/>
+        </w:rPr>
+        <w:t>&lt;TLX LINK T3&gt;</w:t>
+      </w:r>
+      <w:r>
+        <w:rPr>
+          <w:rStyle w:val="StrongEmphasis"/>
+        </w:rPr>
+        <w:t xml:space="preserve"> - and fill it in before continuing.</w:t>
       </w:r>
     </w:p>
     <w:p>
@@ -1175,9 +1523,19 @@
         <w:rPr>
           <w:rStyle w:val="StrongEmphasis"/>
         </w:rPr>
-        <w:t>Stop here. Open the NASA-TLX form and fill it in for Task 4 before</w:t>
-        <w:br/>
-        <w:t>continuing.</w:t>
+        <w:t xml:space="preserve">Stop here. Open the workload form for Task 4 - </w:t>
+      </w:r>
+      <w:r>
+        <w:rPr>
+          <w:rStyle w:val="SourceText"/>
+        </w:rPr>
+        <w:t>&lt;TLX LINK T4&gt;</w:t>
+      </w:r>
+      <w:r>
+        <w:rPr>
+          <w:rStyle w:val="StrongEmphasis"/>
+        </w:rPr>
+        <w:t xml:space="preserve"> - and fill it in before continuing.</w:t>
       </w:r>
     </w:p>
     <w:p>
@@ -1380,9 +1738,19 @@
         <w:rPr>
           <w:rStyle w:val="StrongEmphasis"/>
         </w:rPr>
-        <w:t>Stop here. Open the NASA-TLX form and fill it in for Task 6 before</w:t>
-        <w:br/>
-        <w:t>continuing.</w:t>
+        <w:t xml:space="preserve">Stop here. Open the workload form for Task 6 - </w:t>
+      </w:r>
+      <w:r>
+        <w:rPr>
+          <w:rStyle w:val="SourceText"/>
+        </w:rPr>
+        <w:t>&lt;TLX LINK T6&gt;</w:t>
+      </w:r>
+      <w:r>
+        <w:rPr>
+          <w:rStyle w:val="StrongEmphasis"/>
+        </w:rPr>
+        <w:t xml:space="preserve"> - and fill it in before continuing.</w:t>
       </w:r>
     </w:p>
     <w:p>
@@ -1484,9 +1852,19 @@
         <w:rPr>
           <w:rStyle w:val="StrongEmphasis"/>
         </w:rPr>
-        <w:t>Stop here. Open the NASA-TLX form and fill it in for Task 7 before</w:t>
-        <w:br/>
-        <w:t>continuing.</w:t>
+        <w:t xml:space="preserve">Stop here. Open the workload form for Task 7 - </w:t>
+      </w:r>
+      <w:r>
+        <w:rPr>
+          <w:rStyle w:val="SourceText"/>
+        </w:rPr>
+        <w:t>&lt;TLX LINK T7&gt;</w:t>
+      </w:r>
+      <w:r>
+        <w:rPr>
+          <w:rStyle w:val="StrongEmphasis"/>
+        </w:rPr>
+        <w:t xml:space="preserve"> - and fill it in before continuing.</w:t>
       </w:r>
     </w:p>
     <w:p>
@@ -1619,9 +1997,19 @@
         <w:rPr>
           <w:rStyle w:val="StrongEmphasis"/>
         </w:rPr>
-        <w:t>Stop here. Open the NASA-TLX form and fill it in for Task 8 before</w:t>
-        <w:br/>
-        <w:t>continuing.</w:t>
+        <w:t xml:space="preserve">Stop here. Open the workload form for Task 8 - </w:t>
+      </w:r>
+      <w:r>
+        <w:rPr>
+          <w:rStyle w:val="SourceText"/>
+        </w:rPr>
+        <w:t>&lt;TLX LINK T8&gt;</w:t>
+      </w:r>
+      <w:r>
+        <w:rPr>
+          <w:rStyle w:val="StrongEmphasis"/>
+        </w:rPr>
+        <w:t xml:space="preserve"> - and fill it in before continuing.</w:t>
       </w:r>
     </w:p>
     <w:p>
@@ -1723,9 +2111,19 @@
         <w:rPr>
           <w:rStyle w:val="StrongEmphasis"/>
         </w:rPr>
-        <w:t>Stop here. Open the NASA-TLX form and fill it in for Task 9 before</w:t>
-        <w:br/>
-        <w:t>continuing.</w:t>
+        <w:t xml:space="preserve">Stop here. Open the workload form for Task 9 - </w:t>
+      </w:r>
+      <w:r>
+        <w:rPr>
+          <w:rStyle w:val="SourceText"/>
+        </w:rPr>
+        <w:t>&lt;TLX LINK T9&gt;</w:t>
+      </w:r>
+      <w:r>
+        <w:rPr>
+          <w:rStyle w:val="StrongEmphasis"/>
+        </w:rPr>
+        <w:t xml:space="preserve"> - and fill it in before continuing.</w:t>
       </w:r>
     </w:p>
     <w:p>
@@ -2253,6 +2651,41 @@
       <w:r>
         <w:rPr/>
         <w:t>As suas ligações - mantenha este documento aberto</w:t>
+      </w:r>
+    </w:p>
+    <w:p>
+      <w:pPr>
+        <w:pStyle w:val="TextBody"/>
+        <w:bidi w:val="0"/>
+        <w:spacing w:before="0" w:after="283"/>
+        <w:jc w:val="left"/>
+        <w:rPr/>
+      </w:pPr>
+      <w:r>
+        <w:rPr>
+          <w:rStyle w:val="StrongEmphasis"/>
+        </w:rPr>
+        <w:t xml:space="preserve">Cada tarefa </w:t>
+      </w:r>
+      <w:r>
+        <w:rPr>
+          <w:rStyle w:val="SourceText"/>
+        </w:rPr>
+        <w:t>[TLX]</w:t>
+      </w:r>
+      <w:r>
+        <w:rPr>
+          <w:rStyle w:val="StrongEmphasis"/>
+        </w:rPr>
+        <w:t xml:space="preserve"> tem a sua própria ligação.</w:t>
+      </w:r>
+      <w:r>
+        <w:rPr/>
+        <w:t xml:space="preserve"> Utilize a que está indicada</w:t>
+        <w:br/>
+        <w:t>nessa tarefa, e não a de cima ou a de baixo - cada ligação já sabe a que tarefa</w:t>
+        <w:br/>
+        <w:t>pertence.</w:t>
       </w:r>
     </w:p>
     <w:tbl>
@@ -2341,21 +2774,7 @@
               <w:rPr>
                 <w:rStyle w:val="StrongEmphasis"/>
               </w:rPr>
-              <w:t>Formulário NASA-TLX</w:t>
-            </w:r>
-            <w:r>
-              <w:rPr/>
-              <w:t xml:space="preserve"> (após cada tarefa </w:t>
-            </w:r>
-            <w:r>
-              <w:rPr>
-                <w:rStyle w:val="SourceText"/>
-              </w:rPr>
-              <w:t>[TLX]</w:t>
-            </w:r>
-            <w:r>
-              <w:rPr/>
-              <w:t>)</w:t>
+              <w:t>Formulário de carga de trabalho, Tarefa 3</w:t>
             </w:r>
           </w:p>
         </w:tc>
@@ -2377,7 +2796,242 @@
               <w:rPr>
                 <w:rStyle w:val="SourceText"/>
               </w:rPr>
-              <w:t>&lt;TLX FORM LINK&gt;</w:t>
+              <w:t>&lt;TLX LINK T3&gt;</w:t>
+            </w:r>
+          </w:p>
+        </w:tc>
+      </w:tr>
+      <w:tr>
+        <w:trPr/>
+        <w:tc>
+          <w:tcPr>
+            <w:tcW w:w="1156" w:type="dxa"/>
+            <w:tcBorders/>
+            <w:vAlign w:val="center"/>
+          </w:tcPr>
+          <w:p>
+            <w:pPr>
+              <w:pStyle w:val="TableContents"/>
+              <w:bidi w:val="0"/>
+              <w:spacing w:before="0" w:after="283"/>
+              <w:jc w:val="left"/>
+              <w:rPr/>
+            </w:pPr>
+            <w:r>
+              <w:rPr>
+                <w:rStyle w:val="StrongEmphasis"/>
+              </w:rPr>
+              <w:t>Formulário de carga de trabalho, Tarefa 4</w:t>
+            </w:r>
+          </w:p>
+        </w:tc>
+        <w:tc>
+          <w:tcPr>
+            <w:tcW w:w="886" w:type="dxa"/>
+            <w:tcBorders/>
+            <w:vAlign w:val="center"/>
+          </w:tcPr>
+          <w:p>
+            <w:pPr>
+              <w:pStyle w:val="TableContents"/>
+              <w:bidi w:val="0"/>
+              <w:spacing w:before="0" w:after="283"/>
+              <w:jc w:val="left"/>
+              <w:rPr/>
+            </w:pPr>
+            <w:r>
+              <w:rPr>
+                <w:rStyle w:val="SourceText"/>
+              </w:rPr>
+              <w:t>&lt;TLX LINK T4&gt;</w:t>
+            </w:r>
+          </w:p>
+        </w:tc>
+      </w:tr>
+      <w:tr>
+        <w:trPr/>
+        <w:tc>
+          <w:tcPr>
+            <w:tcW w:w="1156" w:type="dxa"/>
+            <w:tcBorders/>
+            <w:vAlign w:val="center"/>
+          </w:tcPr>
+          <w:p>
+            <w:pPr>
+              <w:pStyle w:val="TableContents"/>
+              <w:bidi w:val="0"/>
+              <w:spacing w:before="0" w:after="283"/>
+              <w:jc w:val="left"/>
+              <w:rPr/>
+            </w:pPr>
+            <w:r>
+              <w:rPr>
+                <w:rStyle w:val="StrongEmphasis"/>
+              </w:rPr>
+              <w:t>Formulário de carga de trabalho, Tarefa 6</w:t>
+            </w:r>
+          </w:p>
+        </w:tc>
+        <w:tc>
+          <w:tcPr>
+            <w:tcW w:w="886" w:type="dxa"/>
+            <w:tcBorders/>
+            <w:vAlign w:val="center"/>
+          </w:tcPr>
+          <w:p>
+            <w:pPr>
+              <w:pStyle w:val="TableContents"/>
+              <w:bidi w:val="0"/>
+              <w:spacing w:before="0" w:after="283"/>
+              <w:jc w:val="left"/>
+              <w:rPr/>
+            </w:pPr>
+            <w:r>
+              <w:rPr>
+                <w:rStyle w:val="SourceText"/>
+              </w:rPr>
+              <w:t>&lt;TLX LINK T6&gt;</w:t>
+            </w:r>
+          </w:p>
+        </w:tc>
+      </w:tr>
+      <w:tr>
+        <w:trPr/>
+        <w:tc>
+          <w:tcPr>
+            <w:tcW w:w="1156" w:type="dxa"/>
+            <w:tcBorders/>
+            <w:vAlign w:val="center"/>
+          </w:tcPr>
+          <w:p>
+            <w:pPr>
+              <w:pStyle w:val="TableContents"/>
+              <w:bidi w:val="0"/>
+              <w:spacing w:before="0" w:after="283"/>
+              <w:jc w:val="left"/>
+              <w:rPr/>
+            </w:pPr>
+            <w:r>
+              <w:rPr>
+                <w:rStyle w:val="StrongEmphasis"/>
+              </w:rPr>
+              <w:t>Formulário de carga de trabalho, Tarefa 7</w:t>
+            </w:r>
+          </w:p>
+        </w:tc>
+        <w:tc>
+          <w:tcPr>
+            <w:tcW w:w="886" w:type="dxa"/>
+            <w:tcBorders/>
+            <w:vAlign w:val="center"/>
+          </w:tcPr>
+          <w:p>
+            <w:pPr>
+              <w:pStyle w:val="TableContents"/>
+              <w:bidi w:val="0"/>
+              <w:spacing w:before="0" w:after="283"/>
+              <w:jc w:val="left"/>
+              <w:rPr/>
+            </w:pPr>
+            <w:r>
+              <w:rPr>
+                <w:rStyle w:val="SourceText"/>
+              </w:rPr>
+              <w:t>&lt;TLX LINK T7&gt;</w:t>
+            </w:r>
+          </w:p>
+        </w:tc>
+      </w:tr>
+      <w:tr>
+        <w:trPr/>
+        <w:tc>
+          <w:tcPr>
+            <w:tcW w:w="1156" w:type="dxa"/>
+            <w:tcBorders/>
+            <w:vAlign w:val="center"/>
+          </w:tcPr>
+          <w:p>
+            <w:pPr>
+              <w:pStyle w:val="TableContents"/>
+              <w:bidi w:val="0"/>
+              <w:spacing w:before="0" w:after="283"/>
+              <w:jc w:val="left"/>
+              <w:rPr/>
+            </w:pPr>
+            <w:r>
+              <w:rPr>
+                <w:rStyle w:val="StrongEmphasis"/>
+              </w:rPr>
+              <w:t>Formulário de carga de trabalho, Tarefa 8</w:t>
+            </w:r>
+          </w:p>
+        </w:tc>
+        <w:tc>
+          <w:tcPr>
+            <w:tcW w:w="886" w:type="dxa"/>
+            <w:tcBorders/>
+            <w:vAlign w:val="center"/>
+          </w:tcPr>
+          <w:p>
+            <w:pPr>
+              <w:pStyle w:val="TableContents"/>
+              <w:bidi w:val="0"/>
+              <w:spacing w:before="0" w:after="283"/>
+              <w:jc w:val="left"/>
+              <w:rPr/>
+            </w:pPr>
+            <w:r>
+              <w:rPr>
+                <w:rStyle w:val="SourceText"/>
+              </w:rPr>
+              <w:t>&lt;TLX LINK T8&gt;</w:t>
+            </w:r>
+          </w:p>
+        </w:tc>
+      </w:tr>
+      <w:tr>
+        <w:trPr/>
+        <w:tc>
+          <w:tcPr>
+            <w:tcW w:w="1156" w:type="dxa"/>
+            <w:tcBorders/>
+            <w:vAlign w:val="center"/>
+          </w:tcPr>
+          <w:p>
+            <w:pPr>
+              <w:pStyle w:val="TableContents"/>
+              <w:bidi w:val="0"/>
+              <w:spacing w:before="0" w:after="283"/>
+              <w:jc w:val="left"/>
+              <w:rPr/>
+            </w:pPr>
+            <w:r>
+              <w:rPr>
+                <w:rStyle w:val="StrongEmphasis"/>
+              </w:rPr>
+              <w:t>Formulário de carga de trabalho, Tarefa 9</w:t>
+            </w:r>
+          </w:p>
+        </w:tc>
+        <w:tc>
+          <w:tcPr>
+            <w:tcW w:w="886" w:type="dxa"/>
+            <w:tcBorders/>
+            <w:vAlign w:val="center"/>
+          </w:tcPr>
+          <w:p>
+            <w:pPr>
+              <w:pStyle w:val="TableContents"/>
+              <w:bidi w:val="0"/>
+              <w:spacing w:before="0" w:after="283"/>
+              <w:jc w:val="left"/>
+              <w:rPr/>
+            </w:pPr>
+            <w:r>
+              <w:rPr>
+                <w:rStyle w:val="SourceText"/>
+              </w:rPr>
+              <w:t>&lt;TLX LINK T9&gt;</w:t>
             </w:r>
           </w:p>
         </w:tc>
@@ -2740,9 +3394,19 @@
         <w:rPr>
           <w:rStyle w:val="StrongEmphasis"/>
         </w:rPr>
-        <w:t>Pare aqui. Abra o formulário NASA-TLX e preencha-o para a Tarefa 3 antes</w:t>
-        <w:br/>
-        <w:t>de continuar.</w:t>
+        <w:t xml:space="preserve">Pare aqui. Abra o formulário de carga de trabalho da Tarefa 3 - </w:t>
+      </w:r>
+      <w:r>
+        <w:rPr>
+          <w:rStyle w:val="SourceText"/>
+        </w:rPr>
+        <w:t>&lt;TLX LINK T3&gt;</w:t>
+      </w:r>
+      <w:r>
+        <w:rPr>
+          <w:rStyle w:val="StrongEmphasis"/>
+        </w:rPr>
+        <w:t xml:space="preserve"> - e preencha-o antes de continuar.</w:t>
       </w:r>
     </w:p>
     <w:p>
@@ -2821,9 +3485,19 @@
         <w:rPr>
           <w:rStyle w:val="StrongEmphasis"/>
         </w:rPr>
-        <w:t>Pare aqui. Abra o formulário NASA-TLX e preencha-o para a Tarefa 4 antes</w:t>
-        <w:br/>
-        <w:t>de continuar.</w:t>
+        <w:t xml:space="preserve">Pare aqui. Abra o formulário de carga de trabalho da Tarefa 4 - </w:t>
+      </w:r>
+      <w:r>
+        <w:rPr>
+          <w:rStyle w:val="SourceText"/>
+        </w:rPr>
+        <w:t>&lt;TLX LINK T4&gt;</w:t>
+      </w:r>
+      <w:r>
+        <w:rPr>
+          <w:rStyle w:val="StrongEmphasis"/>
+        </w:rPr>
+        <w:t xml:space="preserve"> - e preencha-o antes de continuar.</w:t>
       </w:r>
     </w:p>
     <w:p>
@@ -2980,9 +3654,19 @@
         <w:rPr>
           <w:rStyle w:val="StrongEmphasis"/>
         </w:rPr>
-        <w:t>Pare aqui. Abra o formulário NASA-TLX e preencha-o para a Tarefa 6 antes</w:t>
-        <w:br/>
-        <w:t>de continuar.</w:t>
+        <w:t xml:space="preserve">Pare aqui. Abra o formulário de carga de trabalho da Tarefa 6 - </w:t>
+      </w:r>
+      <w:r>
+        <w:rPr>
+          <w:rStyle w:val="SourceText"/>
+        </w:rPr>
+        <w:t>&lt;TLX LINK T6&gt;</w:t>
+      </w:r>
+      <w:r>
+        <w:rPr>
+          <w:rStyle w:val="StrongEmphasis"/>
+        </w:rPr>
+        <w:t xml:space="preserve"> - e preencha-o antes de continuar.</w:t>
       </w:r>
     </w:p>
     <w:p>
@@ -3059,9 +3743,19 @@
         <w:rPr>
           <w:rStyle w:val="StrongEmphasis"/>
         </w:rPr>
-        <w:t>Pare aqui. Abra o formulário NASA-TLX e preencha-o para a Tarefa 7 antes</w:t>
-        <w:br/>
-        <w:t>de continuar.</w:t>
+        <w:t xml:space="preserve">Pare aqui. Abra o formulário de carga de trabalho da Tarefa 7 - </w:t>
+      </w:r>
+      <w:r>
+        <w:rPr>
+          <w:rStyle w:val="SourceText"/>
+        </w:rPr>
+        <w:t>&lt;TLX LINK T7&gt;</w:t>
+      </w:r>
+      <w:r>
+        <w:rPr>
+          <w:rStyle w:val="StrongEmphasis"/>
+        </w:rPr>
+        <w:t xml:space="preserve"> - e preencha-o antes de continuar.</w:t>
       </w:r>
     </w:p>
     <w:p>
@@ -3170,9 +3864,19 @@
         <w:rPr>
           <w:rStyle w:val="StrongEmphasis"/>
         </w:rPr>
-        <w:t>Pare aqui. Abra o formulário NASA-TLX e preencha-o para a Tarefa 8 antes</w:t>
-        <w:br/>
-        <w:t>de continuar.</w:t>
+        <w:t xml:space="preserve">Pare aqui. Abra o formulário de carga de trabalho da Tarefa 8 - </w:t>
+      </w:r>
+      <w:r>
+        <w:rPr>
+          <w:rStyle w:val="SourceText"/>
+        </w:rPr>
+        <w:t>&lt;TLX LINK T8&gt;</w:t>
+      </w:r>
+      <w:r>
+        <w:rPr>
+          <w:rStyle w:val="StrongEmphasis"/>
+        </w:rPr>
+        <w:t xml:space="preserve"> - e preencha-o antes de continuar.</w:t>
       </w:r>
     </w:p>
     <w:p>
@@ -3251,9 +3955,19 @@
         <w:rPr>
           <w:rStyle w:val="StrongEmphasis"/>
         </w:rPr>
-        <w:t>Pare aqui. Abra o formulário NASA-TLX e preencha-o para a Tarefa 9 antes</w:t>
-        <w:br/>
-        <w:t>de continuar.</w:t>
+        <w:t xml:space="preserve">Pare aqui. Abra o formulário de carga de trabalho da Tarefa 9 - </w:t>
+      </w:r>
+      <w:r>
+        <w:rPr>
+          <w:rStyle w:val="SourceText"/>
+        </w:rPr>
+        <w:t>&lt;TLX LINK T9&gt;</w:t>
+      </w:r>
+      <w:r>
+        <w:rPr>
+          <w:rStyle w:val="StrongEmphasis"/>
+        </w:rPr>
+        <w:t xml:space="preserve"> - e preencha-o antes de continuar.</w:t>
       </w:r>
     </w:p>
     <w:p>

--- a/docs/thesis/evaluation/Apex-Task-Script.docx
+++ b/docs/thesis/evaluation/Apex-Task-Script.docx
@@ -55,7 +55,7 @@
       <w:r>
         <w:rPr/>
         <w:br/>
-        <w:t xml:space="preserve">Generated 2026-08-12 </w:t>
+        <w:t xml:space="preserve">Generated 2026-08-17 </w:t>
       </w:r>
     </w:p>
     <w:p>

--- a/docs/thesis/evaluation/Apex-Task-Script.docx
+++ b/docs/thesis/evaluation/Apex-Task-Script.docx
@@ -55,7 +55,7 @@
       <w:r>
         <w:rPr/>
         <w:br/>
-        <w:t xml:space="preserve">Generated 2026-08-17 </w:t>
+        <w:t xml:space="preserve">Generated 2026-08-19 </w:t>
       </w:r>
     </w:p>
     <w:p>
